--- a/Quellen/Anhänge/Buch/Kapitel-4.docx
+++ b/Quellen/Anhänge/Buch/Kapitel-4.docx
@@ -34,7 +34,7 @@
         <w:spacing w:after="200"/>
       </w:pPr>
       <w:r>
-        <w:t xml:space="preserve">Genau diese Zweifel sind das letzte große Hindernis. Du hast dich verändert, optimiert, dein Leben verläuft fast schon zu linear nach oben – und plötzlich ist das, was gestern noch deinen Tag gerettet hat, nur noch eine Pflicht, die du sowieso erledigen musst. Genau das beschreibt wahre Disziplin: Es wird irgendwann langweilig, ungemütlich, es wird sich falsch anfühlen. Aber genau das ist der nächste Schritt, an dem man wächst. Überwindung – der innere Schweinehund – ist von enormer Bedeutung. Nur dadurch wächst man wirklich. Denn wenn du nur noch dauerhafte Bestätigung bekommst, was gibt es dann überhaupt noch zu verbessern? Dieses Hinterfragen bildet ein neues Hindernis – nimmst du es an, wird es zu deiner größten Brücke zu echtem Wachstum und echter Verwirklichung.</w:t>
+        <w:t>Genau diese Zweifel sind eines der größten Hindernisse auf diesem Weg. Du hast dich verändert, optimiert, dein Leben verläuft fast schon zu linear nach oben – und plötzlich ist das, was gestern noch deinen Tag gerettet hat, nur noch eine Pflicht, die du sowieso erledigen musst. Genau das beschreibt wahre Disziplin: Es wird irgendwann langweilig, ungemütlich, es wird sich falsch anfühlen. Aber genau das ist der nächste Schritt, an dem man wächst. Überwindung – der innere Schweinehund – ist von enormer Bedeutung. Nur dadurch wächst man wirklich. Denn wenn du nur noch dauerhafte Bestätigung bekommst, was gibt es dann überhaupt noch zu verbessern? Dieses Hinterfragen bildet ein neues Hindernis – nimmst du es an, wird es zu deiner größten Brücke zu echtem Wachstum und echter Verwirklichung.</w:t>
       </w:r>
     </w:p>
     <w:p>
@@ -90,7 +90,15 @@
         <w:spacing w:after="200"/>
       </w:pPr>
       <w:r>
-        <w:t xml:space="preserve">Und genau dieser Grundbaustein zeigt sich nirgendwo deutlicher als im Training selbst. Denn auch dort lauert dieselbe Falle: die Versuchung, sich zwischen Ästhetik und Leistung entscheiden zu müssen – statt beides zu erreichen. Doch genau das ist möglich. Tu es für deinen Geist. Tu es für dich selbst.</w:t>
+        <w:t>Und diese mentale Stärke braucht es längst nicht nur im Training. Bei der Arbeit, im eigenen Business, bei allem, was über Stunden volle Konzentration verlangt, ist sie mindestens genauso entscheidend. Ich gebe ehrlich zu: Genau hier kämpfe ich bis heute. Mit der Müdigkeit, die sich irgendwann einschleicht. Mit dem Gedanken, der sich immer wieder in den Vordergrund drängt: „Heute Abend kann ich dann endlich entspannen.“ Doch wer nur darauf wartet, dass es endlich vorbei ist, ist nie wirklich bei der Sache – und gibt nie wirklich sein Bestes. Was ich selbst noch lerne und dir mitgeben möchte, ist das Gegenteil: mit dem Kopf wirklich in der Arbeit zu stecken, statt ihr Ende herbeizusehnen, und sie mit der Zeit vielleicht sogar lieben zu lernen.</w:t>
+      </w:r>
+    </w:p>
+    <w:p>
+      <w:pPr>
+        <w:spacing w:after="200"/>
+      </w:pPr>
+      <w:r>
+        <w:t>Und genau dieser Grundbaustein entscheidet am Ende darüber, ob du dich entfaltest oder dich selbst beschneidest. Denn überall lauert dieselbe Falle: die Versuchung, sich für eine Seite entscheiden zu müssen – für den Körper oder den Geist, für das Training oder die Arbeit – statt beides zu erreichen. Doch genau das ist möglich. Tu es für deinen Geist. Tu es für dich selbst.</w:t>
       </w:r>
     </w:p>
     <w:sectPr>
